--- a/docx_resources/Вечірня-Утреня/В,У - Мінея/09-Вересень/15-__-Микити.docx
+++ b/docx_resources/Вечірня-Утреня/В,У - Мінея/09-Вересень/15-__-Микити.docx
@@ -40,7 +40,7 @@
       </w:r>
       <w:r>
         <w:rPr>
-          <w:rFonts w:ascii="Segoe UI Symbol" w:eastAsia="Quattrocento Sans" w:hAnsi="Segoe UI Symbol" w:cs="Segoe UI Symbol"/>
+          <w:rFonts w:ascii="Times New Roman" w:eastAsia="Quattrocento Sans" w:hAnsi="Times New Roman" w:cs="Segoe UI Symbol"/>
           <w:color w:val="3C4043"/>
           <w:sz w:val="24"/>
           <w:szCs w:val="24"/>
@@ -91,6 +91,7 @@
         <w:rPr>
           <w:rFonts w:ascii="Times New Roman" w:hAnsi="Times New Roman" w:cs="Times New Roman"/>
           <w:b/>
+          <w:sz w:val="24"/>
         </w:rPr>
         <w:t>ВЕЧІРНЯ</w:t>
       </w:r>
@@ -1584,6 +1585,7 @@
           <w:b/>
           <w:i/>
           <w:color w:val="FF0000"/>
+          <w:sz w:val="24"/>
         </w:rPr>
         <w:t>Вечірні молитви</w:t>
       </w:r>
@@ -6348,6 +6350,7 @@
           <w:b/>
           <w:i/>
           <w:color w:val="FF0000"/>
+          <w:sz w:val="24"/>
         </w:rPr>
         <w:t>Стихири</w:t>
       </w:r>
@@ -7567,6 +7570,7 @@
           <w:b/>
           <w:i/>
           <w:color w:val="FF0000"/>
+          <w:sz w:val="24"/>
         </w:rPr>
         <w:lastRenderedPageBreak/>
         <w:t>Вхід</w:t>
@@ -8428,6 +8432,7 @@
           <w:b/>
           <w:i/>
           <w:color w:val="FF0000"/>
+          <w:sz w:val="24"/>
         </w:rPr>
         <w:t xml:space="preserve">Прокімен. </w:t>
       </w:r>
@@ -8436,6 +8441,7 @@
           <w:rFonts w:ascii="Times New Roman" w:eastAsia="Times New Roman" w:hAnsi="Times New Roman" w:cs="Times New Roman"/>
           <w:i/>
           <w:color w:val="FF0000"/>
+          <w:sz w:val="24"/>
         </w:rPr>
         <w:t>Псалом 113 (г. 7):</w:t>
       </w:r>
@@ -8623,6 +8629,7 @@
           <w:b/>
           <w:i/>
           <w:color w:val="FF0000"/>
+          <w:sz w:val="24"/>
         </w:rPr>
         <w:t>Єктенія усильного благання</w:t>
       </w:r>
@@ -9225,6 +9232,7 @@
           <w:b/>
           <w:i/>
           <w:color w:val="FF0000"/>
+          <w:sz w:val="24"/>
         </w:rPr>
         <w:t>Сподоби, Господи</w:t>
       </w:r>
@@ -10032,6 +10040,7 @@
           <w:b/>
           <w:i/>
           <w:color w:val="FF0000"/>
+          <w:sz w:val="24"/>
         </w:rPr>
         <w:t>Прохальна єктенія</w:t>
       </w:r>
@@ -11346,6 +11355,7 @@
           <w:b/>
           <w:i/>
           <w:color w:val="FF0000"/>
+          <w:sz w:val="24"/>
         </w:rPr>
         <w:t>Пісн</w:t>
       </w:r>
@@ -11355,6 +11365,7 @@
           <w:b/>
           <w:i/>
           <w:color w:val="FF0000"/>
+          <w:sz w:val="24"/>
         </w:rPr>
         <w:t>я Симеона</w:t>
       </w:r>
@@ -11916,6 +11927,7 @@
           <w:b/>
           <w:i/>
           <w:color w:val="FF0000"/>
+          <w:sz w:val="24"/>
         </w:rPr>
         <w:t>Тропарі</w:t>
       </w:r>
@@ -12498,6 +12510,7 @@
           <w:b/>
           <w:i/>
           <w:color w:val="FF0000"/>
+          <w:sz w:val="24"/>
         </w:rPr>
         <w:t>Після Вечірні</w:t>
       </w:r>
@@ -12556,6 +12569,7 @@
       <w:r>
         <w:rPr>
           <w:rFonts w:ascii="Times New Roman" w:hAnsi="Times New Roman"/>
+          <w:sz w:val="24"/>
         </w:rPr>
         <w:br w:type="page"/>
       </w:r>
@@ -12574,6 +12588,7 @@
         <w:rPr>
           <w:rFonts w:ascii="Times New Roman" w:hAnsi="Times New Roman" w:cs="Times New Roman"/>
           <w:b/>
+          <w:sz w:val="24"/>
         </w:rPr>
         <w:lastRenderedPageBreak/>
         <w:t>УТРЕНЯ</w:t>
@@ -15123,6 +15138,7 @@
           <w:b/>
           <w:i/>
           <w:color w:val="FF0000"/>
+          <w:sz w:val="24"/>
         </w:rPr>
         <w:t>Утренні молитви</w:t>
       </w:r>
@@ -16835,6 +16851,7 @@
           <w:b/>
           <w:i/>
           <w:color w:val="FF0000"/>
+          <w:sz w:val="24"/>
         </w:rPr>
         <w:t>Бог Господь...</w:t>
       </w:r>
@@ -16843,6 +16860,7 @@
           <w:rFonts w:ascii="Times New Roman" w:eastAsia="Times New Roman" w:hAnsi="Times New Roman" w:cs="Times New Roman"/>
           <w:i/>
           <w:color w:val="FF0000"/>
+          <w:sz w:val="24"/>
         </w:rPr>
         <w:t xml:space="preserve"> (Пс. 117), глас 1</w:t>
       </w:r>
@@ -17069,6 +17087,7 @@
           <w:b/>
           <w:i/>
           <w:color w:val="FF0000"/>
+          <w:sz w:val="24"/>
         </w:rPr>
         <w:t>Тропарі</w:t>
       </w:r>
@@ -17297,6 +17316,7 @@
           <w:b/>
           <w:i/>
           <w:color w:val="FF0000"/>
+          <w:sz w:val="24"/>
         </w:rPr>
         <w:t>Мала єктенія</w:t>
       </w:r>
@@ -17635,6 +17655,7 @@
           <w:b/>
           <w:i/>
           <w:color w:val="FF0000"/>
+          <w:sz w:val="24"/>
         </w:rPr>
         <w:t>Перший сідальний</w:t>
       </w:r>
@@ -17767,6 +17788,7 @@
           <w:b/>
           <w:i/>
           <w:color w:val="FF0000"/>
+          <w:sz w:val="24"/>
         </w:rPr>
         <w:t>Мала єктенія</w:t>
       </w:r>
@@ -18123,6 +18145,7 @@
           <w:b/>
           <w:i/>
           <w:color w:val="FF0000"/>
+          <w:sz w:val="24"/>
         </w:rPr>
         <w:t>Другий сідальний</w:t>
       </w:r>
@@ -18231,6 +18254,7 @@
           <w:b/>
           <w:i/>
           <w:color w:val="FF0000"/>
+          <w:sz w:val="24"/>
         </w:rPr>
         <w:t>Псалом 50</w:t>
       </w:r>
@@ -19151,6 +19175,7 @@
           <w:rFonts w:ascii="Times New Roman" w:eastAsia="Times New Roman" w:hAnsi="Times New Roman" w:cs="Times New Roman"/>
           <w:i/>
           <w:color w:val="FF0000"/>
+          <w:sz w:val="24"/>
         </w:rPr>
         <w:t>Мала єктенія</w:t>
       </w:r>
@@ -20222,6 +20247,7 @@
           <w:b/>
           <w:i/>
           <w:color w:val="FF0000"/>
+          <w:sz w:val="24"/>
         </w:rPr>
         <w:t>Мала єктенія</w:t>
       </w:r>
@@ -21155,6 +21181,7 @@
           <w:b/>
           <w:i/>
           <w:color w:val="FF0000"/>
+          <w:sz w:val="24"/>
         </w:rPr>
         <w:t>Пісня Богородиці</w:t>
       </w:r>
@@ -21621,6 +21648,7 @@
           <w:b/>
           <w:i/>
           <w:color w:val="FF0000"/>
+          <w:sz w:val="24"/>
         </w:rPr>
         <w:t>Мала єктенія</w:t>
       </w:r>
@@ -21959,6 +21987,7 @@
           <w:b/>
           <w:i/>
           <w:color w:val="FF0000"/>
+          <w:sz w:val="24"/>
         </w:rPr>
         <w:t>Світильний</w:t>
       </w:r>
@@ -22704,6 +22733,7 @@
           <w:b/>
           <w:i/>
           <w:color w:val="FF0000"/>
+          <w:sz w:val="24"/>
         </w:rPr>
         <w:t>Мале славослов'я</w:t>
       </w:r>
@@ -23300,6 +23330,7 @@
           <w:b/>
           <w:i/>
           <w:color w:val="FF0000"/>
+          <w:sz w:val="24"/>
         </w:rPr>
         <w:t>Прохальна єктенія</w:t>
       </w:r>
@@ -24822,6 +24853,7 @@
           <w:b/>
           <w:i/>
           <w:color w:val="FF0000"/>
+          <w:sz w:val="24"/>
         </w:rPr>
         <w:t>Тропарі</w:t>
       </w:r>
@@ -24946,6 +24978,7 @@
           <w:b/>
           <w:i/>
           <w:color w:val="FF0000"/>
+          <w:sz w:val="24"/>
         </w:rPr>
         <w:lastRenderedPageBreak/>
         <w:t>Єктенія усильного благання</w:t>

--- a/docx_resources/Вечірня-Утреня/В,У - Мінея/09-Вересень/15-__-Микити.docx
+++ b/docx_resources/Вечірня-Утреня/В,У - Мінея/09-Вересень/15-__-Микити.docx
@@ -40,7 +40,7 @@
       </w:r>
       <w:r>
         <w:rPr>
-          <w:rFonts w:ascii="Times New Roman" w:eastAsia="Quattrocento Sans" w:hAnsi="Times New Roman" w:cs="Segoe UI Symbol"/>
+          <w:rFonts w:ascii="Segoe UI Symbol" w:eastAsia="Quattrocento Sans" w:hAnsi="Segoe UI Symbol" w:cs="Segoe UI Symbol"/>
           <w:color w:val="3C4043"/>
           <w:sz w:val="24"/>
           <w:szCs w:val="24"/>
@@ -91,7 +91,6 @@
         <w:rPr>
           <w:rFonts w:ascii="Times New Roman" w:hAnsi="Times New Roman" w:cs="Times New Roman"/>
           <w:b/>
-          <w:sz w:val="24"/>
         </w:rPr>
         <w:t>ВЕЧІРНЯ</w:t>
       </w:r>
@@ -1585,7 +1584,6 @@
           <w:b/>
           <w:i/>
           <w:color w:val="FF0000"/>
-          <w:sz w:val="24"/>
         </w:rPr>
         <w:t>Вечірні молитви</w:t>
       </w:r>
@@ -6350,7 +6348,6 @@
           <w:b/>
           <w:i/>
           <w:color w:val="FF0000"/>
-          <w:sz w:val="24"/>
         </w:rPr>
         <w:t>Стихири</w:t>
       </w:r>
@@ -7570,7 +7567,6 @@
           <w:b/>
           <w:i/>
           <w:color w:val="FF0000"/>
-          <w:sz w:val="24"/>
         </w:rPr>
         <w:lastRenderedPageBreak/>
         <w:t>Вхід</w:t>
@@ -8432,7 +8428,6 @@
           <w:b/>
           <w:i/>
           <w:color w:val="FF0000"/>
-          <w:sz w:val="24"/>
         </w:rPr>
         <w:t xml:space="preserve">Прокімен. </w:t>
       </w:r>
@@ -8441,7 +8436,6 @@
           <w:rFonts w:ascii="Times New Roman" w:eastAsia="Times New Roman" w:hAnsi="Times New Roman" w:cs="Times New Roman"/>
           <w:i/>
           <w:color w:val="FF0000"/>
-          <w:sz w:val="24"/>
         </w:rPr>
         <w:t>Псалом 113 (г. 7):</w:t>
       </w:r>
@@ -8629,7 +8623,6 @@
           <w:b/>
           <w:i/>
           <w:color w:val="FF0000"/>
-          <w:sz w:val="24"/>
         </w:rPr>
         <w:t>Єктенія усильного благання</w:t>
       </w:r>
@@ -9232,7 +9225,6 @@
           <w:b/>
           <w:i/>
           <w:color w:val="FF0000"/>
-          <w:sz w:val="24"/>
         </w:rPr>
         <w:t>Сподоби, Господи</w:t>
       </w:r>
@@ -10040,7 +10032,6 @@
           <w:b/>
           <w:i/>
           <w:color w:val="FF0000"/>
-          <w:sz w:val="24"/>
         </w:rPr>
         <w:t>Прохальна єктенія</w:t>
       </w:r>
@@ -11355,7 +11346,6 @@
           <w:b/>
           <w:i/>
           <w:color w:val="FF0000"/>
-          <w:sz w:val="24"/>
         </w:rPr>
         <w:t>Пісн</w:t>
       </w:r>
@@ -11365,7 +11355,6 @@
           <w:b/>
           <w:i/>
           <w:color w:val="FF0000"/>
-          <w:sz w:val="24"/>
         </w:rPr>
         <w:t>я Симеона</w:t>
       </w:r>
@@ -11927,7 +11916,6 @@
           <w:b/>
           <w:i/>
           <w:color w:val="FF0000"/>
-          <w:sz w:val="24"/>
         </w:rPr>
         <w:t>Тропарі</w:t>
       </w:r>
@@ -12510,7 +12498,6 @@
           <w:b/>
           <w:i/>
           <w:color w:val="FF0000"/>
-          <w:sz w:val="24"/>
         </w:rPr>
         <w:t>Після Вечірні</w:t>
       </w:r>
@@ -12569,7 +12556,6 @@
       <w:r>
         <w:rPr>
           <w:rFonts w:ascii="Times New Roman" w:hAnsi="Times New Roman"/>
-          <w:sz w:val="24"/>
         </w:rPr>
         <w:br w:type="page"/>
       </w:r>
@@ -12588,7 +12574,6 @@
         <w:rPr>
           <w:rFonts w:ascii="Times New Roman" w:hAnsi="Times New Roman" w:cs="Times New Roman"/>
           <w:b/>
-          <w:sz w:val="24"/>
         </w:rPr>
         <w:lastRenderedPageBreak/>
         <w:t>УТРЕНЯ</w:t>
@@ -15138,7 +15123,6 @@
           <w:b/>
           <w:i/>
           <w:color w:val="FF0000"/>
-          <w:sz w:val="24"/>
         </w:rPr>
         <w:t>Утренні молитви</w:t>
       </w:r>
@@ -16851,7 +16835,6 @@
           <w:b/>
           <w:i/>
           <w:color w:val="FF0000"/>
-          <w:sz w:val="24"/>
         </w:rPr>
         <w:t>Бог Господь...</w:t>
       </w:r>
@@ -16860,7 +16843,6 @@
           <w:rFonts w:ascii="Times New Roman" w:eastAsia="Times New Roman" w:hAnsi="Times New Roman" w:cs="Times New Roman"/>
           <w:i/>
           <w:color w:val="FF0000"/>
-          <w:sz w:val="24"/>
         </w:rPr>
         <w:t xml:space="preserve"> (Пс. 117), глас 1</w:t>
       </w:r>
@@ -17087,7 +17069,6 @@
           <w:b/>
           <w:i/>
           <w:color w:val="FF0000"/>
-          <w:sz w:val="24"/>
         </w:rPr>
         <w:t>Тропарі</w:t>
       </w:r>
@@ -17316,7 +17297,6 @@
           <w:b/>
           <w:i/>
           <w:color w:val="FF0000"/>
-          <w:sz w:val="24"/>
         </w:rPr>
         <w:t>Мала єктенія</w:t>
       </w:r>
@@ -17655,7 +17635,6 @@
           <w:b/>
           <w:i/>
           <w:color w:val="FF0000"/>
-          <w:sz w:val="24"/>
         </w:rPr>
         <w:t>Перший сідальний</w:t>
       </w:r>
@@ -17788,7 +17767,6 @@
           <w:b/>
           <w:i/>
           <w:color w:val="FF0000"/>
-          <w:sz w:val="24"/>
         </w:rPr>
         <w:t>Мала єктенія</w:t>
       </w:r>
@@ -18145,7 +18123,6 @@
           <w:b/>
           <w:i/>
           <w:color w:val="FF0000"/>
-          <w:sz w:val="24"/>
         </w:rPr>
         <w:t>Другий сідальний</w:t>
       </w:r>
@@ -18254,7 +18231,6 @@
           <w:b/>
           <w:i/>
           <w:color w:val="FF0000"/>
-          <w:sz w:val="24"/>
         </w:rPr>
         <w:t>Псалом 50</w:t>
       </w:r>
@@ -19175,7 +19151,6 @@
           <w:rFonts w:ascii="Times New Roman" w:eastAsia="Times New Roman" w:hAnsi="Times New Roman" w:cs="Times New Roman"/>
           <w:i/>
           <w:color w:val="FF0000"/>
-          <w:sz w:val="24"/>
         </w:rPr>
         <w:t>Мала єктенія</w:t>
       </w:r>
@@ -20247,7 +20222,6 @@
           <w:b/>
           <w:i/>
           <w:color w:val="FF0000"/>
-          <w:sz w:val="24"/>
         </w:rPr>
         <w:t>Мала єктенія</w:t>
       </w:r>
@@ -21181,7 +21155,6 @@
           <w:b/>
           <w:i/>
           <w:color w:val="FF0000"/>
-          <w:sz w:val="24"/>
         </w:rPr>
         <w:t>Пісня Богородиці</w:t>
       </w:r>
@@ -21648,7 +21621,6 @@
           <w:b/>
           <w:i/>
           <w:color w:val="FF0000"/>
-          <w:sz w:val="24"/>
         </w:rPr>
         <w:t>Мала єктенія</w:t>
       </w:r>
@@ -21987,7 +21959,6 @@
           <w:b/>
           <w:i/>
           <w:color w:val="FF0000"/>
-          <w:sz w:val="24"/>
         </w:rPr>
         <w:t>Світильний</w:t>
       </w:r>
@@ -22733,7 +22704,6 @@
           <w:b/>
           <w:i/>
           <w:color w:val="FF0000"/>
-          <w:sz w:val="24"/>
         </w:rPr>
         <w:t>Мале славослов'я</w:t>
       </w:r>
@@ -23330,7 +23300,6 @@
           <w:b/>
           <w:i/>
           <w:color w:val="FF0000"/>
-          <w:sz w:val="24"/>
         </w:rPr>
         <w:t>Прохальна єктенія</w:t>
       </w:r>
@@ -24853,7 +24822,6 @@
           <w:b/>
           <w:i/>
           <w:color w:val="FF0000"/>
-          <w:sz w:val="24"/>
         </w:rPr>
         <w:t>Тропарі</w:t>
       </w:r>
@@ -24978,7 +24946,6 @@
           <w:b/>
           <w:i/>
           <w:color w:val="FF0000"/>
-          <w:sz w:val="24"/>
         </w:rPr>
         <w:lastRenderedPageBreak/>
         <w:t>Єктенія усильного благання</w:t>
